--- a/downloads/intro-transcript-outro/19_E12.docx
+++ b/downloads/intro-transcript-outro/19_E12.docx
@@ -34,7 +34,23 @@
         <w:rPr>
           <w:color w:val="2EAF7D"/>
         </w:rPr>
-        <w:t xml:space="preserve">Capsule SATT à venir : de la prématuration à la maturation, invention n’est pas innovation, preuve de concept et proposition de valeur.</w:t>
+        <w:t xml:space="preserve">Vous avez entendu qu’on n’est pas seul, et vous connaissez déjà prématuration et maturation.</w:t>
+      </w:r>
+    </w:p>
+    <w:p>
+      <w:r>
+        <w:rPr>
+          <w:color w:val="2EAF7D"/>
+        </w:rPr>
+        <w:t xml:space="preserve">La SATT va les reprendre depuis le laboratoire : preuve de concept, étude de marché, proposition de valeur, transfert.</w:t>
+      </w:r>
+    </w:p>
+    <w:p>
+      <w:r>
+        <w:rPr>
+          <w:color w:val="2EAF7D"/>
+        </w:rPr>
+        <w:t xml:space="preserve">C’est le même fil que Grégoire et Virginia, vu par celle qui investit dans les technologies pour les maturer.</w:t>
       </w:r>
     </w:p>
     <w:p>
@@ -446,7 +462,15 @@
         <w:rPr>
           <w:color w:val="F48C2E"/>
         </w:rPr>
-        <w:t xml:space="preserve">Le transfert n’arrive qu’après des étapes de dérisquage. Ce n’est pas un saut unique du labo au marché.</w:t>
+        <w:t xml:space="preserve">Le transfert n’est pas un saut. Il arrive après des étapes de dérisquage.</w:t>
+      </w:r>
+    </w:p>
+    <w:p>
+      <w:r>
+        <w:rPr>
+          <w:color w:val="F48C2E"/>
+        </w:rPr>
+        <w:t xml:space="preserve">Arielle, ensuite, décale le centre de gravité : de la techno robuste vers l’incubation business — surtout en Deep Tech, où les deux avancent en parallèle.</w:t>
       </w:r>
     </w:p>
     <w:sectPr>

--- a/downloads/intro-transcript-outro/19_E12.docx
+++ b/downloads/intro-transcript-outro/19_E12.docx
@@ -24,7 +24,7 @@
       </w:pPr>
       <w:r>
         <w:rPr>
-          <w:color w:val="2EAF7D"/>
+          <w:color w:val="00AE69"/>
         </w:rPr>
         <w:t xml:space="preserve">Intro</w:t>
       </w:r>
@@ -32,7 +32,7 @@
     <w:p>
       <w:r>
         <w:rPr>
-          <w:color w:val="2EAF7D"/>
+          <w:color w:val="00AE69"/>
         </w:rPr>
         <w:t xml:space="preserve">Vous avez entendu qu’on n’est pas seul, et vous connaissez déjà prématuration et maturation.</w:t>
       </w:r>
@@ -40,7 +40,7 @@
     <w:p>
       <w:r>
         <w:rPr>
-          <w:color w:val="2EAF7D"/>
+          <w:color w:val="00AE69"/>
         </w:rPr>
         <w:t xml:space="preserve">La SATT va les reprendre depuis le laboratoire : preuve de concept, étude de marché, proposition de valeur, transfert.</w:t>
       </w:r>
@@ -48,7 +48,7 @@
     <w:p>
       <w:r>
         <w:rPr>
-          <w:color w:val="2EAF7D"/>
+          <w:color w:val="00AE69"/>
         </w:rPr>
         <w:t xml:space="preserve">C’est le même fil que Grégoire et Virginia, vu par celle qui investit dans les technologies pour les maturer.</w:t>
       </w:r>
@@ -452,7 +452,7 @@
       </w:pPr>
       <w:r>
         <w:rPr>
-          <w:color w:val="F48C2E"/>
+          <w:color w:val="F0821A"/>
         </w:rPr>
         <w:t xml:space="preserve">Outro</w:t>
       </w:r>
@@ -460,7 +460,7 @@
     <w:p>
       <w:r>
         <w:rPr>
-          <w:color w:val="F48C2E"/>
+          <w:color w:val="F0821A"/>
         </w:rPr>
         <w:t xml:space="preserve">Le transfert n’est pas un saut. Il arrive après des étapes de dérisquage.</w:t>
       </w:r>
@@ -468,7 +468,7 @@
     <w:p>
       <w:r>
         <w:rPr>
-          <w:color w:val="F48C2E"/>
+          <w:color w:val="F0821A"/>
         </w:rPr>
         <w:t xml:space="preserve">Arielle, ensuite, décale le centre de gravité : de la techno robuste vers l’incubation business — surtout en Deep Tech, où les deux avancent en parallèle.</w:t>
       </w:r>
@@ -503,7 +503,7 @@
       <w:b/>
       <w:sz w:val="36"/>
       <w:szCs w:val="36"/>
-      <w:color w:val="580F45"/>
+      <w:color w:val="63003C"/>
     </w:rPr>
   </w:style>
   <w:style w:type="paragraph" w:styleId="Heading2">
@@ -519,7 +519,7 @@
       <w:b/>
       <w:sz w:val="26"/>
       <w:szCs w:val="26"/>
-      <w:color w:val="F48C2E"/>
+      <w:color w:val="F0821A"/>
     </w:rPr>
   </w:style>
 </w:styles>
